--- a/Code/02-SiteSelection.docx
+++ b/Code/02-SiteSelection.docx
@@ -6300,6 +6300,19 @@
             <w:rStyle w:val="PageNumber"/>
           </w:rPr>
           <w:instrText xml:space="preserve"> PAGE </w:instrText>
+        </w:r>
+        <w:r>
+          <w:rPr>
+            <w:rStyle w:val="PageNumber"/>
+          </w:rPr>
+          <w:fldChar w:fldCharType="separate"/>
+        </w:r>
+        <w:r>
+          <w:rPr>
+            <w:rStyle w:val="PageNumber"/>
+            <w:noProof/>
+          </w:rPr>
+          <w:t>18</w:t>
         </w:r>
         <w:r>
           <w:rPr>
@@ -8526,6 +8539,9 @@
   <w:num w16cid:durableId="675226135" w:numId="475">
     <w:abstractNumId w:val="9"/>
   </w:num>
+  <w:num w16cid:durableId="914700603" w:numId="476">
+    <w:abstractNumId w:val="10"/>
+  </w:num>
   <w:num w:numId="1000">
     <w:abstractNumId w:val="990"/>
   </w:num>
@@ -8903,6 +8919,7 @@
     <w:name w:val="heading 1"/>
     <w:basedOn w:val="BodyText"/>
     <w:next w:val="BodyText"/>
+    <w:link w:val="Heading1Char"/>
     <w:uiPriority w:val="9"/>
     <w:qFormat/>
     <w:rsid w:val="00CB29DA"/>
@@ -8919,6 +8936,7 @@
     <w:name w:val="heading 2"/>
     <w:basedOn w:val="BodyText"/>
     <w:next w:val="BodyText"/>
+    <w:link w:val="Heading2Char"/>
     <w:uiPriority w:val="9"/>
     <w:unhideWhenUsed/>
     <w:qFormat/>
@@ -8936,6 +8954,7 @@
     <w:name w:val="heading 3"/>
     <w:basedOn w:val="BodyText"/>
     <w:next w:val="BodyText"/>
+    <w:link w:val="Heading3Char"/>
     <w:uiPriority w:val="9"/>
     <w:unhideWhenUsed/>
     <w:qFormat/>
@@ -8953,6 +8972,7 @@
     <w:name w:val="heading 4"/>
     <w:basedOn w:val="BodyText"/>
     <w:next w:val="BodyText"/>
+    <w:link w:val="Heading4Char"/>
     <w:uiPriority w:val="9"/>
     <w:unhideWhenUsed/>
     <w:qFormat/>
@@ -9109,6 +9129,7 @@
     <w:name w:val="Title"/>
     <w:basedOn w:val="Normal"/>
     <w:next w:val="BodyText"/>
+    <w:link w:val="TitleChar"/>
     <w:qFormat/>
     <w:rsid w:val="00E03987"/>
     <w:pPr>
@@ -9822,6 +9843,72 @@
       </w:tblBorders>
     </w:tblPr>
   </w:style>
+  <w:style w:customStyle="1" w:styleId="Heading1Char" w:type="character">
+    <w:name w:val="Heading 1 Char"/>
+    <w:basedOn w:val="DefaultParagraphFont"/>
+    <w:link w:val="Heading1"/>
+    <w:uiPriority w:val="9"/>
+    <w:rsid w:val="00935CFD"/>
+    <w:rPr>
+      <w:rFonts w:ascii="Times" w:hAnsi="Times"/>
+      <w:b/>
+      <w:bCs/>
+      <w:smallCaps/>
+      <w:color w:themeColor="text1" w:val="000000"/>
+    </w:rPr>
+  </w:style>
+  <w:style w:customStyle="1" w:styleId="Heading2Char" w:type="character">
+    <w:name w:val="Heading 2 Char"/>
+    <w:basedOn w:val="DefaultParagraphFont"/>
+    <w:link w:val="Heading2"/>
+    <w:uiPriority w:val="9"/>
+    <w:rsid w:val="00935CFD"/>
+    <w:rPr>
+      <w:rFonts w:ascii="Times" w:hAnsi="Times"/>
+      <w:b/>
+      <w:bCs/>
+      <w:color w:themeColor="text1" w:val="000000"/>
+    </w:rPr>
+  </w:style>
+  <w:style w:customStyle="1" w:styleId="Heading3Char" w:type="character">
+    <w:name w:val="Heading 3 Char"/>
+    <w:basedOn w:val="DefaultParagraphFont"/>
+    <w:link w:val="Heading3"/>
+    <w:uiPriority w:val="9"/>
+    <w:rsid w:val="00935CFD"/>
+    <w:rPr>
+      <w:rFonts w:ascii="Times" w:hAnsi="Times"/>
+      <w:i/>
+      <w:iCs/>
+      <w:color w:themeColor="text1" w:val="000000"/>
+    </w:rPr>
+  </w:style>
+  <w:style w:customStyle="1" w:styleId="Heading4Char" w:type="character">
+    <w:name w:val="Heading 4 Char"/>
+    <w:basedOn w:val="DefaultParagraphFont"/>
+    <w:link w:val="Heading4"/>
+    <w:uiPriority w:val="9"/>
+    <w:rsid w:val="00935CFD"/>
+    <w:rPr>
+      <w:rFonts w:ascii="Times" w:hAnsi="Times"/>
+      <w:color w:themeColor="text1" w:val="000000"/>
+      <w:u w:val="single"/>
+    </w:rPr>
+  </w:style>
+  <w:style w:customStyle="1" w:styleId="TitleChar" w:type="character">
+    <w:name w:val="Title Char"/>
+    <w:basedOn w:val="DefaultParagraphFont"/>
+    <w:link w:val="Title"/>
+    <w:rsid w:val="00935CFD"/>
+    <w:rPr>
+      <w:rFonts w:ascii="Times" w:cstheme="majorBidi" w:eastAsiaTheme="majorEastAsia" w:hAnsi="Times"/>
+      <w:b/>
+      <w:bCs/>
+      <w:color w:themeColor="text1" w:val="000000"/>
+      <w:sz w:val="28"/>
+      <w:szCs w:val="28"/>
+    </w:rPr>
+  </w:style>
 </w:styles>
 </file>
 
